--- a/Golf Score - op de iPhone.docx
+++ b/Golf Score - op de iPhone.docx
@@ -1162,21 +1162,6 @@
         <w:t xml:space="preserve"/>
       </w:r>
     </w:p>
-    <w:p>
-      <w:pPr>
-        <w:spacing w:after="0"/>
-      </w:pPr>
-      <w:r>
-        <w:rPr>
-          <w:i w:val="false"/>
-          <w:iCs w:val="false"/>
-          <w:color w:val="6B7269"/>
-          <w:sz w:val="22"/>
-          <w:szCs w:val="22"/>
-        </w:rPr>
-        <w:t xml:space="preserve">Werkt iets anders dan hier beschreven? Stuur een bericht naar m.j.vandervelden@gmail.com en noem het versienummer erbij. De app is op Android gebouwd en getest, dus meldingen vanaf een iPhone zijn extra welkom.</w:t>
-      </w:r>
-    </w:p>
     <w:sectPr>
       <w:pgSz w:w="11906" w:h="16838" w:orient="portrait"/>
       <w:pgMar w:top="1134" w:right="1134" w:bottom="1134" w:left="1134" w:header="708" w:footer="708" w:gutter="0"/>
